--- a/resume-src/Braeden_Keena_Resume_2026-09.docx
+++ b/resume-src/Braeden_Keena_Resume_2026-09.docx
@@ -64,7 +64,7 @@
           <w:i w:val="0"/>
           <w:sz w:val="21"/>
         </w:rPr>
-        <w:t>I build data collection that keeps working, and I specialize in the failure that looks like success — a pipeline reporting a clean run while returning nothing. Every figure I publish is emitted by a committed script that refuses to write a null, because I once shipped a hand-typed number that was wrong by 5.6× for an unknown period. Live deployed web applications built end to end: API reverse-engineering, data pipelines, front-end, SEO, and daily automation. Backed by front-line operations leadership — including founding and running my own business — managing teams of up to 100 people. I learn whatever a problem requires, then build the thing.</w:t>
+        <w:t>I build data collection that keeps working, and I specialize in the failure that looks like success — a pipeline reporting a clean run while returning nothing. Every figure I publish is emitted by a script that refuses to write a null. Backed by front-line operations leadership, including founding and running my own business, managing teams of up to 100 people.</w:t>
       </w:r>
     </w:p>
     <w:p>
@@ -115,7 +115,7 @@
           <w:i/>
           <w:sz w:val="20"/>
         </w:rPr>
-        <w:t>2026 · Firmware / DSP</w:t>
+        <w:t>54 days, from zero · Firmware / DSP</w:t>
       </w:r>
     </w:p>
     <w:p>
@@ -144,7 +144,7 @@
           <w:i w:val="0"/>
           <w:sz w:val="21"/>
         </w:rPr>
-        <w:t>Built a WiFi device-fingerprinting system end to end — ESP32 firmware in C / ESP-IDF, a Python DSP chain that pulls sampling-clock error out of raw subcarrier phase (RANSAC phase-slope fits, 1D Kalman drift tracking, Mahalanobis discrimination against per-source Gaussian models), and a classifier reaching 99.7% blind-holdout accuracy separating three transmitters on a chronological split. 43.4 GB of captures across 97 files and 60 recording sessions.</w:t>
+        <w:t>Fifty-four days from not knowing what an ESP32 was to a closed scientific loop — instrument, method, answer, next hypothesis. Built on a repurposed Meshtastic node and a beginner kit off Amazon: five boards, C / ESP-IDF firmware, and a Python DSP chain (RANSAC phase-slope fits, Kalman drift tracking, Mahalanobis discrimination).</w:t>
       </w:r>
     </w:p>
     <w:p>
@@ -173,7 +173,7 @@
           <w:i w:val="0"/>
           <w:sz w:val="21"/>
         </w:rPr>
-        <w:t>Then spent two months trying to break it, and succeeded. Twenty-nine hypotheses carried to a verdict, thirteen of them my own working results, each retired by a control built to permit exactly that outcome — reference-beacon correction, longer averaging windows, tighter gates, blind clustering, feature fusion. Sixteen more written down as unresolved rather than quietly re-run.</w:t>
+        <w:t>Restarted the project in July specifically to test it rather than defend it. Two months and twenty-nine hypotheses carried to a verdict, thirteen of them my own working results, each retired by a control I built to permit that outcome.</w:t>
       </w:r>
     </w:p>
     <w:p>
@@ -202,7 +202,7 @@
           <w:i w:val="0"/>
           <w:sz w:val="21"/>
         </w:rPr>
-        <w:t>The system was separating rooms, not radios. Two different boards placed four feet apart became statistically indistinguishable at 0.2σ; one board carried between rooms moved 19.6σ. Propagation path had never been varied, so “which device is this” and “which room is this” had been the same question since July — a design flaw, not a bug, and nothing in 43 GB of captures recorded where any hardware sat.</w:t>
+        <w:t>The separation was real. What it was separating wasn’t. Two boards four feet apart read 0.2σ; one moved between rooms read 19.6σ — rooms, not radios. Then 69.5 million frames across eight pre-registered nights showed it was neither: the transmitter, the receiver, and the path between them, measured as one object.</w:t>
       </w:r>
     </w:p>
     <w:p>
@@ -231,7 +231,7 @@
           <w:i w:val="0"/>
           <w:sz w:val="21"/>
         </w:rPr>
-        <w:t>Feature fusion appeared to add +26 percentage points, winning 12 of 12 comparisons with a confidence interval excluding zero; a random number of identical variance reproduced the gain exactly at +0.00 pp. Thresholds and controls written to disk and dated before any analysis ran, chronological train/test splits never random, and six nights into a seven-night pre-registered replication whose primary prediction has failed every night it was tested.</w:t>
+        <w:t>It still identifies three co-located transmitters at 95.8% blind accuracy — it just isn’t a property of the radio alone. Every threshold written to disk and dated before the test that used it, results that went against me published beside the ones that didn’t. V2: find the link, measure it, find out whether it can be tracked. braedenkeena.pages.dev</w:t>
       </w:r>
     </w:p>
     <w:p>
@@ -361,35 +361,6 @@
       <w:pPr>
         <w:widowControl w:val="0"/>
         <w:tabs>
-          <w:tab w:pos="340" w:val="left"/>
-        </w:tabs>
-        <w:spacing w:before="0" w:after="40" w:line="240" w:lineRule="auto"/>
-        <w:ind w:left="340" w:hanging="200"/>
-      </w:pPr>
-      <w:r>
-        <w:rPr>
-          <w:rFonts w:ascii="Carlito" w:hAnsi="Carlito" w:cs="Carlito" w:eastAsia="Carlito"/>
-          <w:b w:val="0"/>
-          <w:i w:val="0"/>
-          <w:sz w:val="21"/>
-        </w:rPr>
-        <w:t>•</w:t>
-        <w:tab/>
-      </w:r>
-      <w:r>
-        <w:rPr>
-          <w:rFonts w:ascii="Carlito" w:hAnsi="Carlito" w:cs="Carlito" w:eastAsia="Carlito"/>
-          <w:b w:val="0"/>
-          <w:i w:val="0"/>
-          <w:sz w:val="21"/>
-        </w:rPr>
-        <w:t>Nationwide ZIP3 market analysis with matched-pairs attribute pricing (isolated a ~18–22% climate-control premium via same-store/same-size comparison), a “renter leverage” score, and per-store price-history drill-down.</w:t>
-      </w:r>
-    </w:p>
-    <w:p>
-      <w:pPr>
-        <w:widowControl w:val="0"/>
-        <w:tabs>
           <w:tab w:pos="9004" w:val="right"/>
         </w:tabs>
         <w:spacing w:before="140" w:after="0" w:line="240" w:lineRule="auto"/>
@@ -449,35 +420,6 @@
           <w:sz w:val="21"/>
         </w:rPr>
         <w:t>Turn government systems never designed to be read programmatically into structured, deduplicated, ranked datasets. GAScout (gascout.pages.dev): $152.34M in delinquent taxes and 451,798 records across four live Georgia counties in four source formats — a 9,915-page mainframe PDF, a weekly XLSX roll, a monthly PDF, and a scanned PDF read by OCR — normalized to one schema.</w:t>
-      </w:r>
-    </w:p>
-    <w:p>
-      <w:pPr>
-        <w:widowControl w:val="0"/>
-        <w:tabs>
-          <w:tab w:pos="340" w:val="left"/>
-        </w:tabs>
-        <w:spacing w:before="0" w:after="40" w:line="240" w:lineRule="auto"/>
-        <w:ind w:left="340" w:hanging="200"/>
-      </w:pPr>
-      <w:r>
-        <w:rPr>
-          <w:rFonts w:ascii="Carlito" w:hAnsi="Carlito" w:cs="Carlito" w:eastAsia="Carlito"/>
-          <w:b w:val="0"/>
-          <w:i w:val="0"/>
-          <w:sz w:val="21"/>
-        </w:rPr>
-        <w:t>•</w:t>
-        <w:tab/>
-      </w:r>
-      <w:r>
-        <w:rPr>
-          <w:rFonts w:ascii="Carlito" w:hAnsi="Carlito" w:cs="Carlito" w:eastAsia="Carlito"/>
-          <w:b w:val="0"/>
-          <w:i w:val="0"/>
-          <w:sz w:val="21"/>
-        </w:rPr>
-        <w:t>100% line accounting on the mainframe parse: 409,142 rows, zero dropped, 32 column-overflow swaps auto-corrected by a deterministic 5-column checksum, byte-identical output hash across machines, 90 automated tests. The remaining 155 counties render “ADAPTER PLANNED” with no synthetic figures anywhere on the site.</w:t>
       </w:r>
     </w:p>
     <w:p>

--- a/resume-src/Braeden_Keena_Resume_2026-09.docx
+++ b/resume-src/Braeden_Keena_Resume_2026-09.docx
@@ -202,7 +202,7 @@
           <w:i w:val="0"/>
           <w:sz w:val="21"/>
         </w:rPr>
-        <w:t>The separation was real. What it was separating wasn’t. Two boards four feet apart read 0.2σ; one moved between rooms read 19.6σ — rooms, not radios. Then 69.5 million frames across eight pre-registered nights showed it was neither: the transmitter, the receiver, and the path between them, measured as one object.</w:t>
+        <w:t>The separation was real. What it was separating wasn’t. Two boards four feet apart read 0.2σ; one moved between rooms read 19.6σ — rooms, not radios. Then 69.5 million frames across eight paired overnight captures, scored against decision rules frozen before the run, showed it was neither: the transmitter, the receiver, and the path between them, measured as one object.</w:t>
       </w:r>
     </w:p>
     <w:p>

--- a/resume-src/Braeden_Keena_Resume_2026-09.docx
+++ b/resume-src/Braeden_Keena_Resume_2026-09.docx
@@ -296,7 +296,7 @@
           <w:i w:val="0"/>
           <w:sz w:val="21"/>
         </w:rPr>
-        <w:t>Daily national advertised-price tracker: 4,664 stores across 43 states, 48 consecutive daily snapshots with zero gaps, 396,402 price changes and 148,870 promotion changes logged. 7-pass discovery scraper with safety rails that abort a publish if the store count drops below a floor or swings &gt;10% run-over-run — an operator merger added ~1,100 stores overnight and the pipeline absorbed it with no manual intervention.</w:t>
+        <w:t>Daily national advertised-price tracker: 4,664 stores across 41 states plus DC and Puerto Rico, 46 consecutive daily snapshots with zero gaps, 396,402 price changes and 148,870 promotion changes logged. 7-pass discovery scraper with safety rails that abort a publish if the store count drops below a floor or swings &gt;10% run-over-run — an operator merger added ~1,100 stores overnight and the pipeline absorbed it with no manual intervention.</w:t>
       </w:r>
     </w:p>
     <w:p>
@@ -448,7 +448,7 @@
           <w:i w:val="0"/>
           <w:sz w:val="21"/>
         </w:rPr>
-        <w:t>easyIce converts county health-inspection records into a recency-scored call list across five jurisdiction adapters and three source shapes (Socrata JSON API, server-rendered HTML with sequential IDs, Tyler portals); 279 tests, none touching the network. Every run publishes a coverage report that declares its own degradation first — a partial run cannot be mistaken for a complete one.</w:t>
+        <w:t>easyIce converts county health-inspection records into a recency-scored call list across five jurisdiction adapters and three source shapes (Socrata JSON API, server-rendered HTML with sequential IDs, Tyler portals); 387 tests, none touching the network. Every run publishes a coverage report that declares its own degradation first — a partial run cannot be mistaken for a complete one.</w:t>
       </w:r>
     </w:p>
     <w:p>
@@ -662,7 +662,7 @@
           <w:i w:val="0"/>
           <w:sz w:val="21"/>
         </w:rPr>
-        <w:t>ETL pipelines, entity resolution, deduplication, pandas, SQLite, Parquet, REST APIs, API reverse-engineering, Playwright, PDF and OCR extraction (Tesseract, pdfplumber), JSON data architecture</w:t>
+        <w:t>ETL pipelines, entity resolution, deduplication, pandas, SQLite, DuckDB, Parquet, REST APIs, API reverse-engineering, Playwright, PDF and OCR extraction (Tesseract, pdfplumber), JSON data architecture</w:t>
       </w:r>
     </w:p>
     <w:p>
